--- a/EXPORTS/DOCX/published/niveau3/Dutch/KoninklijkeVerzamelingen.docx
+++ b/EXPORTS/DOCX/published/niveau3/Dutch/KoninklijkeVerzamelingen.docx
@@ -17,7 +17,7 @@
         <w:autoSpaceDE w:val="0"/>
         <w:widowControl/>
         <w:spacing w:line="720" w:lineRule="exact" w:before="0" w:after="0"/>
-        <w:ind w:left="20" w:right="0" w:firstLine="0"/>
+        <w:ind w:left="10" w:right="0" w:firstLine="0"/>
         <w:jc w:val="left"/>
       </w:pPr>
       <w:r>
@@ -37,7 +37,7 @@
         <w:autoSpaceDE w:val="0"/>
         <w:widowControl/>
         <w:spacing w:line="540" w:lineRule="exact" w:before="214" w:after="0"/>
-        <w:ind w:left="20" w:right="0" w:firstLine="0"/>
+        <w:ind w:left="10" w:right="0" w:firstLine="0"/>
         <w:jc w:val="left"/>
       </w:pPr>
       <w:r>
@@ -57,7 +57,7 @@
         <w:autoSpaceDE w:val="0"/>
         <w:widowControl/>
         <w:spacing w:line="288" w:lineRule="exact" w:before="292" w:after="0"/>
-        <w:ind w:left="20" w:right="144" w:firstLine="0"/>
+        <w:ind w:left="10" w:right="144" w:firstLine="0"/>
         <w:jc w:val="left"/>
       </w:pPr>
       <w:r>
@@ -107,7 +107,7 @@
         <w:autoSpaceDE w:val="0"/>
         <w:widowControl/>
         <w:spacing w:line="420" w:lineRule="exact" w:before="204" w:after="0"/>
-        <w:ind w:left="20" w:right="0" w:firstLine="0"/>
+        <w:ind w:left="10" w:right="0" w:firstLine="0"/>
         <w:jc w:val="left"/>
       </w:pPr>
       <w:r>
@@ -127,7 +127,7 @@
         <w:autoSpaceDE w:val="0"/>
         <w:widowControl/>
         <w:spacing w:line="288" w:lineRule="exact" w:before="274" w:after="0"/>
-        <w:ind w:left="20" w:right="0" w:firstLine="0"/>
+        <w:ind w:left="10" w:right="0" w:firstLine="0"/>
         <w:jc w:val="left"/>
       </w:pPr>
       <w:r>
@@ -217,7 +217,7 @@
         <w:autoSpaceDE w:val="0"/>
         <w:widowControl/>
         <w:spacing w:line="288" w:lineRule="exact" w:before="240" w:after="0"/>
-        <w:ind w:left="20" w:right="144" w:firstLine="0"/>
+        <w:ind w:left="10" w:right="144" w:firstLine="0"/>
         <w:jc w:val="left"/>
       </w:pPr>
       <w:r>
@@ -238,7 +238,7 @@
           <w:rFonts w:ascii="Charis SIL Regular" w:hAnsi="Charis SIL Regular" w:eastAsia="Charis SIL Regular"/>
           <w:b w:val="0"/>
           <w:i w:val="0"/>
-          <w:color w:val="0066CC"/>
+          <w:color w:val="0000FF"/>
           <w:sz w:val="24"/>
           <w:u w:val="single"/>
         </w:rPr>
@@ -263,7 +263,7 @@
       </w:r>
       <w:r>
         <w:rPr>
-          <w:u w:val="single" w:color="0066cc"/>
+          <w:u w:val="single" w:color="0000ff"/>
           <w:rFonts w:ascii="Charis SIL Regular" w:hAnsi="Charis SIL Regular" w:eastAsia="Charis SIL Regular"/>
           <w:b w:val="0"/>
           <w:i w:val="0"/>
@@ -324,7 +324,7 @@
           <w:rFonts w:ascii="Charis SIL Regular" w:hAnsi="Charis SIL Regular" w:eastAsia="Charis SIL Regular"/>
           <w:b w:val="0"/>
           <w:i w:val="0"/>
-          <w:color w:val="0066CC"/>
+          <w:color w:val="0000FF"/>
           <w:sz w:val="24"/>
           <w:u w:val="single"/>
         </w:rPr>
@@ -342,7 +342,7 @@
           <w:rFonts w:ascii="Charis SIL Regular" w:hAnsi="Charis SIL Regular" w:eastAsia="Charis SIL Regular"/>
           <w:b w:val="0"/>
           <w:i w:val="0"/>
-          <w:color w:val="0066CC"/>
+          <w:color w:val="0000FF"/>
           <w:sz w:val="24"/>
           <w:u w:val="single"/>
         </w:rPr>
@@ -353,7 +353,7 @@
           <w:rFonts w:ascii="Charis SIL Regular" w:hAnsi="Charis SIL Regular" w:eastAsia="Charis SIL Regular"/>
           <w:b w:val="0"/>
           <w:i w:val="0"/>
-          <w:color w:val="0066CC"/>
+          <w:color w:val="0000FF"/>
           <w:sz w:val="24"/>
           <w:u w:val="single"/>
         </w:rPr>
@@ -388,7 +388,7 @@
       </w:r>
       <w:r>
         <w:rPr>
-          <w:u w:val="single" w:color="0066cc"/>
+          <w:u w:val="single" w:color="0000ff"/>
           <w:rFonts w:ascii="Charis SIL Regular" w:hAnsi="Charis SIL Regular" w:eastAsia="Charis SIL Regular"/>
           <w:b w:val="0"/>
           <w:i w:val="0"/>
@@ -406,7 +406,7 @@
       </w:r>
       <w:r>
         <w:rPr>
-          <w:u w:val="single" w:color="0066cc"/>
+          <w:u w:val="single" w:color="0000ff"/>
           <w:rFonts w:ascii="Charis SIL Regular" w:hAnsi="Charis SIL Regular" w:eastAsia="Charis SIL Regular"/>
           <w:b w:val="0"/>
           <w:i w:val="0"/>
@@ -418,25 +418,7 @@
             <w:rPr>
               <w:rStyle w:val="Hyperlink"/>
             </w:rPr>
-            <w:t>i</w:t>
-          </w:r>
-        </w:hyperlink>
-      </w:r>
-      <w:r>
-        <w:rPr>
-          <w:u w:val="single" w:color="0066cc"/>
-          <w:rFonts w:ascii="Charis SIL Regular" w:hAnsi="Charis SIL Regular" w:eastAsia="Charis SIL Regular"/>
-          <w:b w:val="0"/>
-          <w:i w:val="0"/>
-          <w:color w:val="000000"/>
-          <w:sz w:val="24"/>
-        </w:rPr>
-        <w:hyperlink r:id="rId10" w:history="1">
-          <w:r>
-            <w:rPr>
-              <w:rStyle w:val="Hyperlink"/>
-            </w:rPr>
-            <w:t>t In</w:t>
+            <w:t>it In</w:t>
           </w:r>
         </w:hyperlink>
       </w:r>
@@ -457,7 +439,7 @@
         <w:autoSpaceDE w:val="0"/>
         <w:widowControl/>
         <w:spacing w:line="288" w:lineRule="exact" w:before="240" w:after="0"/>
-        <w:ind w:left="20" w:right="0" w:firstLine="0"/>
+        <w:ind w:left="10" w:right="0" w:firstLine="0"/>
         <w:jc w:val="left"/>
       </w:pPr>
       <w:r>
@@ -515,7 +497,7 @@
           <w:rFonts w:ascii="Charis SIL Regular" w:hAnsi="Charis SIL Regular" w:eastAsia="Charis SIL Regular"/>
           <w:b w:val="0"/>
           <w:i w:val="0"/>
-          <w:color w:val="0066CC"/>
+          <w:color w:val="0000FF"/>
           <w:sz w:val="24"/>
           <w:u w:val="single"/>
         </w:rPr>
@@ -555,7 +537,7 @@
         <w:autoSpaceDE w:val="0"/>
         <w:widowControl/>
         <w:spacing w:line="352" w:lineRule="exact" w:before="176" w:after="0"/>
-        <w:ind w:left="20" w:right="0" w:firstLine="0"/>
+        <w:ind w:left="10" w:right="0" w:firstLine="0"/>
         <w:jc w:val="left"/>
       </w:pPr>
       <w:r>
@@ -593,7 +575,7 @@
           <w:rFonts w:ascii="Charis SIL Regular" w:hAnsi="Charis SIL Regular" w:eastAsia="Charis SIL Regular"/>
           <w:b w:val="0"/>
           <w:i w:val="0"/>
-          <w:color w:val="0066CC"/>
+          <w:color w:val="0000FF"/>
           <w:sz w:val="24"/>
           <w:u w:val="single"/>
         </w:rPr>
@@ -623,7 +605,7 @@
         <w:autoSpaceDE w:val="0"/>
         <w:widowControl/>
         <w:spacing w:line="420" w:lineRule="exact" w:before="204" w:after="0"/>
-        <w:ind w:left="20" w:right="0" w:firstLine="0"/>
+        <w:ind w:left="10" w:right="0" w:firstLine="0"/>
         <w:jc w:val="left"/>
       </w:pPr>
       <w:r>
@@ -643,7 +625,7 @@
         <w:autoSpaceDE w:val="0"/>
         <w:widowControl/>
         <w:spacing w:line="288" w:lineRule="exact" w:before="276" w:after="0"/>
-        <w:ind w:left="20" w:right="0" w:firstLine="0"/>
+        <w:ind w:left="10" w:right="0" w:firstLine="0"/>
         <w:jc w:val="left"/>
       </w:pPr>
       <w:r>
@@ -661,7 +643,7 @@
           <w:rFonts w:ascii="Charis SIL Regular" w:hAnsi="Charis SIL Regular" w:eastAsia="Charis SIL Regular"/>
           <w:b w:val="0"/>
           <w:i w:val="0"/>
-          <w:color w:val="0066CC"/>
+          <w:color w:val="0000FF"/>
           <w:sz w:val="24"/>
           <w:u w:val="single"/>
         </w:rPr>
@@ -679,7 +661,7 @@
           <w:rFonts w:ascii="Charis SIL Regular" w:hAnsi="Charis SIL Regular" w:eastAsia="Charis SIL Regular"/>
           <w:b w:val="0"/>
           <w:i w:val="0"/>
-          <w:color w:val="0066CC"/>
+          <w:color w:val="0000FF"/>
           <w:sz w:val="24"/>
           <w:u w:val="single"/>
         </w:rPr>
@@ -690,7 +672,7 @@
           <w:rFonts w:ascii="Charis SIL Regular" w:hAnsi="Charis SIL Regular" w:eastAsia="Charis SIL Regular"/>
           <w:b w:val="0"/>
           <w:i w:val="0"/>
-          <w:color w:val="0066CC"/>
+          <w:color w:val="0000FF"/>
           <w:sz w:val="24"/>
           <w:u w:val="single"/>
         </w:rPr>
@@ -725,7 +707,7 @@
       </w:r>
       <w:r>
         <w:rPr>
-          <w:u w:val="single" w:color="0066cc"/>
+          <w:u w:val="single" w:color="0000ff"/>
           <w:rFonts w:ascii="Charis SIL Regular" w:hAnsi="Charis SIL Regular" w:eastAsia="Charis SIL Regular"/>
           <w:b w:val="0"/>
           <w:i w:val="0"/>
@@ -743,7 +725,7 @@
       </w:r>
       <w:r>
         <w:rPr>
-          <w:u w:val="single" w:color="0066cc"/>
+          <w:u w:val="single" w:color="0000ff"/>
           <w:rFonts w:ascii="Charis SIL Regular" w:hAnsi="Charis SIL Regular" w:eastAsia="Charis SIL Regular"/>
           <w:b w:val="0"/>
           <w:i w:val="0"/>
@@ -761,7 +743,7 @@
       </w:r>
       <w:r>
         <w:rPr>
-          <w:u w:val="single" w:color="0066cc"/>
+          <w:u w:val="single" w:color="0000ff"/>
           <w:rFonts w:ascii="Charis SIL Regular" w:hAnsi="Charis SIL Regular" w:eastAsia="Charis SIL Regular"/>
           <w:b w:val="0"/>
           <w:i w:val="0"/>
@@ -805,7 +787,7 @@
           <w:rFonts w:ascii="Charis SIL Regular" w:hAnsi="Charis SIL Regular" w:eastAsia="Charis SIL Regular"/>
           <w:b w:val="0"/>
           <w:i w:val="0"/>
-          <w:color w:val="0066CC"/>
+          <w:color w:val="0000FF"/>
           <w:sz w:val="24"/>
           <w:u w:val="single"/>
         </w:rPr>
@@ -840,7 +822,7 @@
       </w:r>
       <w:r>
         <w:rPr>
-          <w:u w:val="single" w:color="0066cc"/>
+          <w:u w:val="single" w:color="0000ff"/>
           <w:rFonts w:ascii="Charis SIL Regular" w:hAnsi="Charis SIL Regular" w:eastAsia="Charis SIL Regular"/>
           <w:b w:val="0"/>
           <w:i w:val="0"/>
@@ -893,7 +875,7 @@
         <w:autoSpaceDE w:val="0"/>
         <w:widowControl/>
         <w:spacing w:line="538" w:lineRule="exact" w:before="198" w:after="0"/>
-        <w:ind w:left="20" w:right="0" w:firstLine="0"/>
+        <w:ind w:left="10" w:right="0" w:firstLine="0"/>
         <w:jc w:val="left"/>
       </w:pPr>
       <w:r>
@@ -913,7 +895,7 @@
         <w:autoSpaceDE w:val="0"/>
         <w:widowControl/>
         <w:spacing w:line="288" w:lineRule="exact" w:before="294" w:after="0"/>
-        <w:ind w:left="408" w:right="5040" w:firstLine="0"/>
+        <w:ind w:left="398" w:right="5040" w:firstLine="0"/>
         <w:jc w:val="left"/>
       </w:pPr>
       <w:r>
@@ -931,7 +913,7 @@
           <w:rFonts w:ascii="Charis SIL Regular" w:hAnsi="Charis SIL Regular" w:eastAsia="Charis SIL Regular"/>
           <w:b w:val="0"/>
           <w:i w:val="0"/>
-          <w:color w:val="0066CC"/>
+          <w:color w:val="0000FF"/>
           <w:sz w:val="24"/>
           <w:u w:val="single"/>
         </w:rPr>
@@ -955,7 +937,7 @@
           <w:rFonts w:ascii="Charis SIL Regular" w:hAnsi="Charis SIL Regular" w:eastAsia="Charis SIL Regular"/>
           <w:b w:val="0"/>
           <w:i w:val="0"/>
-          <w:color w:val="0066CC"/>
+          <w:color w:val="0000FF"/>
           <w:sz w:val="24"/>
           <w:u w:val="single"/>
         </w:rPr>
@@ -966,7 +948,7 @@
       <w:pPr>
         <w:sectPr>
           <w:pgSz w:w="11900" w:h="16840"/>
-          <w:pgMar w:top="448" w:right="990" w:bottom="420" w:left="940" w:header="720" w:footer="720" w:gutter="0"/>
+          <w:pgMar w:top="448" w:right="990" w:bottom="420" w:left="950" w:header="720" w:footer="720" w:gutter="0"/>
           <w:cols/>
           <w:docGrid w:linePitch="360"/>
         </w:sectPr>
@@ -1005,7 +987,7 @@
           <w:rFonts w:ascii="Charis SIL Regular" w:hAnsi="Charis SIL Regular" w:eastAsia="Charis SIL Regular"/>
           <w:b w:val="0"/>
           <w:i w:val="0"/>
-          <w:color w:val="0066CC"/>
+          <w:color w:val="0000FF"/>
           <w:sz w:val="24"/>
           <w:u w:val="single"/>
         </w:rPr>
@@ -1115,7 +1097,7 @@
           <w:rFonts w:ascii="Charis SIL Regular" w:hAnsi="Charis SIL Regular" w:eastAsia="Charis SIL Regular"/>
           <w:b w:val="0"/>
           <w:i w:val="0"/>
-          <w:color w:val="0066CC"/>
+          <w:color w:val="0000FF"/>
           <w:sz w:val="24"/>
           <w:u w:val="single"/>
         </w:rPr>
@@ -1133,7 +1115,7 @@
           <w:rFonts w:ascii="Charis SIL Regular" w:hAnsi="Charis SIL Regular" w:eastAsia="Charis SIL Regular"/>
           <w:b w:val="0"/>
           <w:i w:val="0"/>
-          <w:color w:val="0066CC"/>
+          <w:color w:val="0000FF"/>
           <w:sz w:val="24"/>
           <w:u w:val="single"/>
         </w:rPr>
@@ -1151,7 +1133,7 @@
           <w:rFonts w:ascii="Charis SIL Regular" w:hAnsi="Charis SIL Regular" w:eastAsia="Charis SIL Regular"/>
           <w:b w:val="0"/>
           <w:i w:val="0"/>
-          <w:color w:val="0066CC"/>
+          <w:color w:val="0000FF"/>
           <w:sz w:val="24"/>
           <w:u w:val="single"/>
         </w:rPr>
@@ -1247,7 +1229,7 @@
           <w:rFonts w:ascii="Charis SIL Regular" w:hAnsi="Charis SIL Regular" w:eastAsia="Charis SIL Regular"/>
           <w:b w:val="0"/>
           <w:i w:val="0"/>
-          <w:color w:val="0066CC"/>
+          <w:color w:val="0000FF"/>
           <w:sz w:val="24"/>
           <w:u w:val="single"/>
         </w:rPr>
@@ -1265,7 +1247,7 @@
           <w:rFonts w:ascii="Charis SIL Regular" w:hAnsi="Charis SIL Regular" w:eastAsia="Charis SIL Regular"/>
           <w:b w:val="0"/>
           <w:i w:val="0"/>
-          <w:color w:val="0066CC"/>
+          <w:color w:val="0000FF"/>
           <w:sz w:val="24"/>
           <w:u w:val="single"/>
         </w:rPr>
@@ -1283,7 +1265,7 @@
           <w:rFonts w:ascii="Charis SIL Regular" w:hAnsi="Charis SIL Regular" w:eastAsia="Charis SIL Regular"/>
           <w:b w:val="0"/>
           <w:i w:val="0"/>
-          <w:color w:val="0066CC"/>
+          <w:color w:val="0000FF"/>
           <w:sz w:val="24"/>
           <w:u w:val="single"/>
         </w:rPr>
@@ -1394,7 +1376,7 @@
           <w:rFonts w:ascii="Charis SIL Regular" w:hAnsi="Charis SIL Regular" w:eastAsia="Charis SIL Regular"/>
           <w:b w:val="0"/>
           <w:i w:val="0"/>
-          <w:color w:val="0066CC"/>
+          <w:color w:val="0000FF"/>
           <w:sz w:val="24"/>
           <w:u w:val="single"/>
         </w:rPr>
@@ -1412,7 +1394,7 @@
           <w:rFonts w:ascii="Charis SIL Regular" w:hAnsi="Charis SIL Regular" w:eastAsia="Charis SIL Regular"/>
           <w:b w:val="0"/>
           <w:i w:val="0"/>
-          <w:color w:val="0066CC"/>
+          <w:color w:val="0000FF"/>
           <w:sz w:val="24"/>
           <w:u w:val="single"/>
         </w:rPr>
@@ -1430,7 +1412,7 @@
           <w:rFonts w:ascii="Charis SIL Regular" w:hAnsi="Charis SIL Regular" w:eastAsia="Charis SIL Regular"/>
           <w:b w:val="0"/>
           <w:i w:val="0"/>
-          <w:color w:val="0066CC"/>
+          <w:color w:val="0000FF"/>
           <w:sz w:val="24"/>
           <w:u w:val="single"/>
         </w:rPr>

--- a/EXPORTS/DOCX/published/niveau3/Dutch/KoninklijkeVerzamelingen.docx
+++ b/EXPORTS/DOCX/published/niveau3/Dutch/KoninklijkeVerzamelingen.docx
@@ -418,7 +418,25 @@
             <w:rPr>
               <w:rStyle w:val="Hyperlink"/>
             </w:rPr>
-            <w:t>it In</w:t>
+            <w:t>i</w:t>
+          </w:r>
+        </w:hyperlink>
+      </w:r>
+      <w:r>
+        <w:rPr>
+          <w:u w:val="single" w:color="0000ff"/>
+          <w:rFonts w:ascii="Charis SIL Regular" w:hAnsi="Charis SIL Regular" w:eastAsia="Charis SIL Regular"/>
+          <w:b w:val="0"/>
+          <w:i w:val="0"/>
+          <w:color w:val="000000"/>
+          <w:sz w:val="24"/>
+        </w:rPr>
+        <w:hyperlink r:id="rId10" w:history="1">
+          <w:r>
+            <w:rPr>
+              <w:rStyle w:val="Hyperlink"/>
+            </w:rPr>
+            <w:t>t In</w:t>
           </w:r>
         </w:hyperlink>
       </w:r>

--- a/EXPORTS/DOCX/published/niveau3/Dutch/KoninklijkeVerzamelingen.docx
+++ b/EXPORTS/DOCX/published/niveau3/Dutch/KoninklijkeVerzamelingen.docx
@@ -384,7 +384,7 @@
           <w:color w:val="000000"/>
           <w:sz w:val="24"/>
         </w:rPr>
-        <w:t>afk</w:t>
+        <w:t>afkomstig u</w:t>
       </w:r>
       <w:r>
         <w:rPr>
@@ -400,43 +400,7 @@
             <w:rPr>
               <w:rStyle w:val="Hyperlink"/>
             </w:rPr>
-            <w:t>omstig u</w:t>
-          </w:r>
-        </w:hyperlink>
-      </w:r>
-      <w:r>
-        <w:rPr>
-          <w:u w:val="single" w:color="0000ff"/>
-          <w:rFonts w:ascii="Charis SIL Regular" w:hAnsi="Charis SIL Regular" w:eastAsia="Charis SIL Regular"/>
-          <w:b w:val="0"/>
-          <w:i w:val="0"/>
-          <w:color w:val="000000"/>
-          <w:sz w:val="24"/>
-        </w:rPr>
-        <w:hyperlink r:id="rId10" w:history="1">
-          <w:r>
-            <w:rPr>
-              <w:rStyle w:val="Hyperlink"/>
-            </w:rPr>
-            <w:t>i</w:t>
-          </w:r>
-        </w:hyperlink>
-      </w:r>
-      <w:r>
-        <w:rPr>
-          <w:u w:val="single" w:color="0000ff"/>
-          <w:rFonts w:ascii="Charis SIL Regular" w:hAnsi="Charis SIL Regular" w:eastAsia="Charis SIL Regular"/>
-          <w:b w:val="0"/>
-          <w:i w:val="0"/>
-          <w:color w:val="000000"/>
-          <w:sz w:val="24"/>
-        </w:rPr>
-        <w:hyperlink r:id="rId10" w:history="1">
-          <w:r>
-            <w:rPr>
-              <w:rStyle w:val="Hyperlink"/>
-            </w:rPr>
-            <w:t>t In</w:t>
+            <w:t>it In</w:t>
           </w:r>
         </w:hyperlink>
       </w:r>

--- a/EXPORTS/DOCX/published/niveau3/Dutch/KoninklijkeVerzamelingen.docx
+++ b/EXPORTS/DOCX/published/niveau3/Dutch/KoninklijkeVerzamelingen.docx
@@ -384,7 +384,7 @@
           <w:color w:val="000000"/>
           <w:sz w:val="24"/>
         </w:rPr>
-        <w:t>afkomstig u</w:t>
+        <w:t>afk</w:t>
       </w:r>
       <w:r>
         <w:rPr>
@@ -400,7 +400,43 @@
             <w:rPr>
               <w:rStyle w:val="Hyperlink"/>
             </w:rPr>
-            <w:t>it In</w:t>
+            <w:t>omstig u</w:t>
+          </w:r>
+        </w:hyperlink>
+      </w:r>
+      <w:r>
+        <w:rPr>
+          <w:u w:val="single" w:color="0000ff"/>
+          <w:rFonts w:ascii="Charis SIL Regular" w:hAnsi="Charis SIL Regular" w:eastAsia="Charis SIL Regular"/>
+          <w:b w:val="0"/>
+          <w:i w:val="0"/>
+          <w:color w:val="000000"/>
+          <w:sz w:val="24"/>
+        </w:rPr>
+        <w:hyperlink r:id="rId10" w:history="1">
+          <w:r>
+            <w:rPr>
+              <w:rStyle w:val="Hyperlink"/>
+            </w:rPr>
+            <w:t>i</w:t>
+          </w:r>
+        </w:hyperlink>
+      </w:r>
+      <w:r>
+        <w:rPr>
+          <w:u w:val="single" w:color="0000ff"/>
+          <w:rFonts w:ascii="Charis SIL Regular" w:hAnsi="Charis SIL Regular" w:eastAsia="Charis SIL Regular"/>
+          <w:b w:val="0"/>
+          <w:i w:val="0"/>
+          <w:color w:val="000000"/>
+          <w:sz w:val="24"/>
+        </w:rPr>
+        <w:hyperlink r:id="rId10" w:history="1">
+          <w:r>
+            <w:rPr>
+              <w:rStyle w:val="Hyperlink"/>
+            </w:rPr>
+            <w:t>t In</w:t>
           </w:r>
         </w:hyperlink>
       </w:r>
@@ -1413,7 +1449,7 @@
         <w:autoSpaceDN w:val="0"/>
         <w:autoSpaceDE w:val="0"/>
         <w:widowControl/>
-        <w:spacing w:line="538" w:lineRule="exact" w:before="478" w:after="0"/>
+        <w:spacing w:line="538" w:lineRule="exact" w:before="458" w:after="0"/>
         <w:ind w:left="0" w:right="0" w:firstLine="0"/>
         <w:jc w:val="left"/>
       </w:pPr>

--- a/EXPORTS/DOCX/published/niveau3/Dutch/KoninklijkeVerzamelingen.docx
+++ b/EXPORTS/DOCX/published/niveau3/Dutch/KoninklijkeVerzamelingen.docx
@@ -384,25 +384,7 @@
           <w:color w:val="000000"/>
           <w:sz w:val="24"/>
         </w:rPr>
-        <w:t>afk</w:t>
-      </w:r>
-      <w:r>
-        <w:rPr>
-          <w:u w:val="single" w:color="0000ff"/>
-          <w:rFonts w:ascii="Charis SIL Regular" w:hAnsi="Charis SIL Regular" w:eastAsia="Charis SIL Regular"/>
-          <w:b w:val="0"/>
-          <w:i w:val="0"/>
-          <w:color w:val="000000"/>
-          <w:sz w:val="24"/>
-        </w:rPr>
-        <w:hyperlink r:id="rId10" w:history="1">
-          <w:r>
-            <w:rPr>
-              <w:rStyle w:val="Hyperlink"/>
-            </w:rPr>
-            <w:t>omstig u</w:t>
-          </w:r>
-        </w:hyperlink>
+        <w:t>afkomstig u</w:t>
       </w:r>
       <w:r>
         <w:rPr>

--- a/EXPORTS/DOCX/published/niveau3/Dutch/KoninklijkeVerzamelingen.docx
+++ b/EXPORTS/DOCX/published/niveau3/Dutch/KoninklijkeVerzamelingen.docx
@@ -384,7 +384,18 @@
           <w:color w:val="000000"/>
           <w:sz w:val="24"/>
         </w:rPr>
-        <w:t>afkomstig u</w:t>
+        <w:t>afk</w:t>
+      </w:r>
+      <w:r>
+        <w:rPr>
+          <w:u w:val="single" w:color="0000ff"/>
+          <w:rFonts w:ascii="Charis SIL Regular" w:hAnsi="Charis SIL Regular" w:eastAsia="Charis SIL Regular"/>
+          <w:b w:val="0"/>
+          <w:i w:val="0"/>
+          <w:color w:val="000000"/>
+          <w:sz w:val="24"/>
+        </w:rPr>
+        <w:t>omstig u</w:t>
       </w:r>
       <w:r>
         <w:rPr>

--- a/EXPORTS/DOCX/published/niveau3/Dutch/KoninklijkeVerzamelingen.docx
+++ b/EXPORTS/DOCX/published/niveau3/Dutch/KoninklijkeVerzamelingen.docx
@@ -395,7 +395,14 @@
           <w:color w:val="000000"/>
           <w:sz w:val="24"/>
         </w:rPr>
-        <w:t>omstig u</w:t>
+        <w:hyperlink r:id="rId10" w:history="1">
+          <w:r>
+            <w:rPr>
+              <w:rStyle w:val="Hyperlink"/>
+            </w:rPr>
+            <w:t>omstig u</w:t>
+          </w:r>
+        </w:hyperlink>
       </w:r>
       <w:r>
         <w:rPr>
